--- a/templates/docs/vyvoz_velostep.docx
+++ b/templates/docs/vyvoz_velostep.docx
@@ -4492,7 +4492,7 @@
                 <w:sz w:val="22"/>
                 <w:szCs w:val="22"/>
               </w:rPr>
-              <w:t>Арендодатель:</w:t>
+              <w:t>Арендодатель: ИП Степанов Павел Андреевич</w:t>
             </w:r>
             <w:sdt>
               <w:sdtPr>
@@ -4602,6 +4602,11 @@
               </w:sdtContent>
             </w:sdt>
           </w:p>
+          <w:p>
+            <w:r>
+              <w:t>М.П.</w:t>
+            </w:r>
+          </w:p>
         </w:tc>
         <w:tc>
           <w:tcPr>
@@ -4688,6 +4693,11 @@
                 <w:szCs w:val="22"/>
               </w:rPr>
             </w:pPr>
+          </w:p>
+          <w:p>
+            <w:r>
+              <w:t>М.П.</w:t>
+            </w:r>
           </w:p>
         </w:tc>
       </w:tr>
